--- a/11_健康医疗/105_“看病带娃，儿童友好医院”——儿童友好型医院就诊服务需求研究/选题说明.docx
+++ b/11_健康医疗/105_“看病带娃，儿童友好医院”——儿童友好型医院就诊服务需求研究/选题说明.docx
@@ -4,7 +4,7 @@
   <w:body>
     <w:p>
       <w:pPr>
-        <w:spacing w:after="200"/>
+        <w:spacing w:after="120"/>
         <w:jc w:val="center"/>
       </w:pPr>
       <w:r>
@@ -14,12 +14,12 @@
           <w:color w:val="6663B2"/>
           <w:sz w:val="30"/>
         </w:rPr>
-        <w:t>105. “看病带娃，儿童友好医院”——儿童友好型医院就诊服务需求研究（补充更新批）</w:t>
+        <w:t>105. “看病带娃，儿童友好医院”——儿童友好型医院就诊服务需求研究</w:t>
       </w:r>
     </w:p>
     <w:p>
       <w:pPr>
-        <w:spacing w:after="240"/>
+        <w:spacing w:after="200"/>
         <w:jc w:val="center"/>
       </w:pPr>
       <w:r>
@@ -27,9 +27,9 @@
           <w:rFonts w:ascii="宋体" w:hAnsi="宋体" w:eastAsia="宋体"/>
           <w:b w:val="0"/>
           <w:color w:val="837292"/>
-          <w:sz w:val="20"/>
+          <w:sz w:val="18"/>
         </w:rPr>
-        <w:t>正大杯选题档案 · 第四批（91-120）·补充更新（2026-10 清理重复/过气后顶替编号）</w:t>
+        <w:t>正大杯选题档案 · topic-selection 规范版（呆塔大师兄（微信：a237658765））</w:t>
       </w:r>
     </w:p>
     <w:p>
@@ -42,12 +42,13 @@
           <w:b/>
           <w:sz w:val="26"/>
         </w:rPr>
-        <w:t>一、选题基本信息</w:t>
+        <w:t>一、选题定位</w:t>
       </w:r>
     </w:p>
     <w:p>
       <w:pPr>
-        <w:spacing w:after="80"/>
+        <w:spacing w:after="60"/>
+        <w:ind w:left="360"/>
       </w:pPr>
       <w:r>
         <w:rPr>
@@ -55,12 +56,13 @@
           <w:b w:val="0"/>
           <w:sz w:val="22"/>
         </w:rPr>
-        <w:t>研究对象：带娃就诊（儿科/儿保）的家长</w:t>
+        <w:t>项目类型：社会调查</w:t>
       </w:r>
     </w:p>
     <w:p>
       <w:pPr>
-        <w:spacing w:after="80"/>
+        <w:spacing w:after="60"/>
+        <w:ind w:left="360"/>
       </w:pPr>
       <w:r>
         <w:rPr>
@@ -68,12 +70,13 @@
           <w:b w:val="0"/>
           <w:sz w:val="22"/>
         </w:rPr>
-        <w:t>核心变量/研究问题：就诊痛点（排队/哭闹/设施）、儿童友好设施（游乐区/输液位）、导诊与AI预问诊接受、满意度</w:t>
+        <w:t>研究阶段：early-mid（萌芽—成长期：需求与机会挖掘 + 意愿初探）</w:t>
       </w:r>
     </w:p>
     <w:p>
       <w:pPr>
-        <w:spacing w:after="80"/>
+        <w:spacing w:after="60"/>
+        <w:ind w:left="360"/>
       </w:pPr>
       <w:r>
         <w:rPr>
@@ -81,12 +84,13 @@
           <w:b w:val="0"/>
           <w:sz w:val="22"/>
         </w:rPr>
-        <w:t>研究阶段：中期</w:t>
+        <w:t>建议地区：社区（可按省/市细化抽样框）</w:t>
       </w:r>
     </w:p>
     <w:p>
       <w:pPr>
-        <w:spacing w:after="80"/>
+        <w:spacing w:after="60"/>
+        <w:ind w:left="360"/>
       </w:pPr>
       <w:r>
         <w:rPr>
@@ -94,7 +98,35 @@
           <w:b w:val="0"/>
           <w:sz w:val="22"/>
         </w:rPr>
-        <w:t>所属选题库：正大杯500题 · 补充更新批（顶替清理编号，详见批次总览）</w:t>
+        <w:t>确定行业：11_健康医疗（选择理由：贴合 2025–2026 最新政策/市场/社会趋势，参考来源见下；该方向研究对象与样本渠道明确，可转为问卷/访谈设计，且近三年获奖名单无直接重复题。）</w:t>
+      </w:r>
+    </w:p>
+    <w:p>
+      <w:pPr>
+        <w:spacing w:after="60"/>
+        <w:ind w:left="360"/>
+      </w:pPr>
+      <w:r>
+        <w:rPr>
+          <w:rFonts w:ascii="宋体" w:hAnsi="宋体" w:eastAsia="宋体"/>
+          <w:b w:val="0"/>
+          <w:sz w:val="22"/>
+        </w:rPr>
+        <w:t>研究对象：为老人/家人生病使用过或了解陪诊服务的 25—55 岁人群</w:t>
+      </w:r>
+    </w:p>
+    <w:p>
+      <w:pPr>
+        <w:spacing w:after="60"/>
+        <w:ind w:left="360"/>
+      </w:pPr>
+      <w:r>
+        <w:rPr>
+          <w:rFonts w:ascii="宋体" w:hAnsi="宋体" w:eastAsia="宋体"/>
+          <w:b w:val="0"/>
+          <w:sz w:val="22"/>
+        </w:rPr>
+        <w:t>核心问题/变量：服务需求场景（挂号/取药/陪伴检查）、信任顾虑、价格接受、使用意愿、规范诉求</w:t>
       </w:r>
     </w:p>
     <w:p>
@@ -107,12 +139,13 @@
           <w:b/>
           <w:sz w:val="26"/>
         </w:rPr>
-        <w:t>二、可行性说明</w:t>
+        <w:t>二、生成假设（待验证）</w:t>
       </w:r>
     </w:p>
     <w:p>
       <w:pPr>
         <w:spacing w:after="80"/>
+        <w:ind w:left="360"/>
       </w:pPr>
       <w:r>
         <w:rPr>
@@ -120,7 +153,7 @@
           <w:b w:val="0"/>
           <w:sz w:val="22"/>
         </w:rPr>
-        <w:t>儿童医院/妇幼保健院渠道；与300（陪诊）区分：聚焦院内适儿服务</w:t>
+        <w:t>H1：服务需求场景（挂号/取药/陪伴检查）、信任顾虑（规范诉求）之间存在可检验的关系，且受群体差异（年龄/收入/地区/身份）调节（待验证）；H2：服务需求场景（挂号/取药/陪伴检查）、信任顾虑是影响规范诉求的关键因素（待验证）。</w:t>
       </w:r>
     </w:p>
     <w:p>
@@ -133,7 +166,21 @@
           <w:b/>
           <w:sz w:val="26"/>
         </w:rPr>
-        <w:t>三、参考来源</w:t>
+        <w:t>三、选题依据（信息时间范围：2025–2026）</w:t>
+      </w:r>
+    </w:p>
+    <w:p>
+      <w:pPr>
+        <w:spacing w:after="80"/>
+        <w:ind w:left="360"/>
+      </w:pPr>
+      <w:r>
+        <w:rPr>
+          <w:rFonts w:ascii="宋体" w:hAnsi="宋体" w:eastAsia="宋体"/>
+          <w:b w:val="0"/>
+          <w:sz w:val="22"/>
+        </w:rPr>
+        <w:t>🔶陪诊服务行业规模与争议（多地媒体报道，需引用具体城市案例）；✅《关于促进家政服务业高质量发展的若干政策措施》（商务部等9部门 2026-07-13，可作政策呼应）</w:t>
       </w:r>
     </w:p>
     <w:p>
@@ -143,10 +190,51 @@
       <w:r>
         <w:rPr>
           <w:rFonts w:ascii="宋体" w:hAnsi="宋体" w:eastAsia="宋体"/>
+          <w:b/>
+          <w:sz w:val="26"/>
+        </w:rPr>
+        <w:t>四、可行性提示</w:t>
+      </w:r>
+    </w:p>
+    <w:p>
+      <w:pPr>
+        <w:spacing w:after="80"/>
+        <w:ind w:left="360"/>
+      </w:pPr>
+      <w:r>
+        <w:rPr>
+          <w:rFonts w:ascii="宋体" w:hAnsi="宋体" w:eastAsia="宋体"/>
           <w:b w:val="0"/>
           <w:sz w:val="22"/>
         </w:rPr>
-        <w:t>🔶儿童友好医院建设（国家卫健委/中国儿童友好城市政策背景）；✅"一老一小"服务提升（背景）；✅互联网医院儿科服务（275题衔接）</w:t>
+        <w:t>医院周边/社区渠道；结合独居老人、异地就医背景 可进一步明确抽样框、样本量与问卷/访谈工具，形成完整调研方案。</w:t>
+      </w:r>
+    </w:p>
+    <w:p>
+      <w:pPr>
+        <w:spacing w:after="80"/>
+      </w:pPr>
+      <w:r>
+        <w:rPr>
+          <w:rFonts w:ascii="宋体" w:hAnsi="宋体" w:eastAsia="宋体"/>
+          <w:b/>
+          <w:sz w:val="26"/>
+        </w:rPr>
+        <w:t>五、参考来源</w:t>
+      </w:r>
+    </w:p>
+    <w:p>
+      <w:pPr>
+        <w:spacing w:after="80"/>
+        <w:ind w:left="360"/>
+      </w:pPr>
+      <w:r>
+        <w:rPr>
+          <w:rFonts w:ascii="宋体" w:hAnsi="宋体" w:eastAsia="宋体"/>
+          <w:b w:val="0"/>
+          <w:sz w:val="22"/>
+        </w:rPr>
+        <w:t>🔶陪诊服务行业规模与争议（多地媒体报道，需引用具体城市案例）；✅《关于促进家政服务业高质量发展的若干政策措施》（商务部等9部门 2026-07-13，可作政策呼应）</w:t>
       </w:r>
     </w:p>
     <w:p>
@@ -160,7 +248,7 @@
           <w:color w:val="837292"/>
           <w:sz w:val="18"/>
         </w:rPr>
-        <w:t>※ 提示：✅=官方政策/权威媒体可直接引用；🔶=行业报告/媒体线索，参赛前须下载原文核对。</w:t>
+        <w:t>※ 检索状态说明：本档案基于 2025–2026 公开政策、行业报告与媒体线索整理（降级模式，部分来源未逐条联网复核）；✅=官方/权威媒体可直接引用，🔶=行业报告/媒体线索，参赛前须下载原文核对。近三年获奖黑名单已逐题避重核验。</w:t>
       </w:r>
     </w:p>
     <w:sectPr>
